--- a/_41_TECH__POWER_FAILURE_AND_REBOOT_PROCESS.docx
+++ b/_41_TECH__POWER_FAILURE_AND_REBOOT_PROCESS.docx
@@ -594,77 +594,117 @@
     </w:p>
     <w:p>
       <w:r>
-        <w:t xml:space="preserve">*If the store HAS a UPS (Workflow B -- UPS/Tripp Lite stores)*</w:t>
-      </w:r>
-    </w:p>
-    <w:p>
-      <w:r>
-        <w:t xml:space="preserve"/>
-      </w:r>
-    </w:p>
-    <w:p>
-      <w:r>
-        <w:t xml:space="preserve">1. Check if the UPS has power. Look at the front LCD. Confirm INPUT reads 120V. Wait for the voltage screen -- the display rotates.</w:t>
-      </w:r>
-    </w:p>
-    <w:p>
-      <w:r>
-        <w:t xml:space="preserve"/>
-      </w:r>
-    </w:p>
-    <w:p>
-      <w:r>
-        <w:t xml:space="preserve">2. If the UPS has no power:</w:t>
-      </w:r>
-    </w:p>
-    <w:p>
-      <w:r>
-        <w:t xml:space="preserve"/>
-      </w:r>
-    </w:p>
-    <w:p>
-      <w:r>
-        <w:t xml:space="preserve">   a. Locate the reset button on the back of the UPS and press it.</w:t>
-      </w:r>
-    </w:p>
-    <w:p>
-      <w:r>
-        <w:t xml:space="preserve"/>
-      </w:r>
-    </w:p>
-    <w:p>
-      <w:r>
-        <w:t xml:space="preserve">   b. Press and hold the power button on the front of the UPS for 5 seconds.</w:t>
-      </w:r>
-    </w:p>
-    <w:p>
-      <w:r>
-        <w:t xml:space="preserve"/>
-      </w:r>
-    </w:p>
-    <w:p>
-      <w:r>
-        <w:t xml:space="preserve">   c. If still no power, trace the UPS power cable to the wall outlet. Plug in another device (such as an iPad charger) to confirm the outlet has power.</w:t>
-      </w:r>
-    </w:p>
-    <w:p>
-      <w:r>
-        <w:t xml:space="preserve"/>
-      </w:r>
-    </w:p>
-    <w:p>
-      <w:r>
-        <w:t xml:space="preserve">3. Contact T1 on Slack using the Power Failure Report Workflow and fill out all questions.</w:t>
-      </w:r>
-    </w:p>
-    <w:p>
-      <w:r>
-        <w:t xml:space="preserve"/>
-      </w:r>
-    </w:p>
-    <w:p>
-      <w:r>
-        <w:t xml:space="preserve">4. If Slack is inaccessible due to internet outage, contact the Ops Leader or Franchise Operations Support Partner.</w:t>
+        <w:t>*If the store HAS a UPS (Workflow B -- UPS/Tripp Lite stores)*</w:t>
+      </w:r>
+    </w:p>
+    <w:p>
+      <w:r>
+        <w:t>1. Check if the UPS has power. Look at the front LCD. Confirm INPUT reads 120V. Wait for the voltage screen -- the display rotates.</w:t>
+      </w:r>
+    </w:p>
+    <w:p>
+      <w:r>
+        <w:t>2. If the UPS has no power:</w:t>
+      </w:r>
+    </w:p>
+    <w:p>
+      <w:r>
+        <w:t>a. Locate the reset button on the back of the UPS and press it.</w:t>
+      </w:r>
+    </w:p>
+    <w:p>
+      <w:r>
+        <w:t>b. Press and hold the power button on the front of the UPS for 5 seconds.</w:t>
+      </w:r>
+    </w:p>
+    <w:p>
+      <w:r>
+        <w:t>c. If still no power, trace the UPS power cable to the wall outlet. Plug in another device (such as an iPad charger) to confirm the outlet has power.</w:t>
+      </w:r>
+    </w:p>
+    <w:p>
+      <w:r>
+        <w:t>3. Contact T1 on Slack using the Power Failure Report Workflow and fill out all questions.</w:t>
+      </w:r>
+    </w:p>
+    <w:p>
+      <w:r>
+        <w:t>4. If Slack is inaccessible due to internet outage, contact the Ops Leader or Franchise Operations Support Partner.</w:t>
+      </w:r>
+    </w:p>
+    <w:p>
+      <w:r>
+        <w:t>*UPS Runtime*</w:t>
+      </w:r>
+    </w:p>
+    <w:p>
+      <w:r>
+        <w:t>- There is no fixed UPS runtime. Runtime depends on the power draw and the devices connected to the rack at the time of the outage.</w:t>
+      </w:r>
+    </w:p>
+    <w:p>
+      <w:r>
+        <w:t>- Do not rely on the UPS for continued store operation. It is battery backup to protect systems from sudden power loss, not a way to keep running through an outage.</w:t>
+      </w:r>
+    </w:p>
+    <w:p>
+      <w:r>
+        <w:t>- During an outage, follow the Power Failure workflow and check the UPS front LCD display for remaining runtime.</w:t>
+      </w:r>
+    </w:p>
+    <w:p>
+      <w:r>
+        <w:t>- DO NOT state a fixed or model-specific UPS runtime.</w:t>
+      </w:r>
+    </w:p>
+    <w:p>
+      <w:r>
+        <w:t>- DO NOT tell staff to rely on the UPS for continued store operation during an outage.</w:t>
+      </w:r>
+    </w:p>
+    <w:p>
+      <w:r>
+        <w:t>*UPS Runtime -- How Long It Lasts*</w:t>
+      </w:r>
+    </w:p>
+    <w:p>
+      <w:r>
+        <w:t>- There is no fixed runtime. The UPS is not designed to keep the store running through an outage.</w:t>
+      </w:r>
+    </w:p>
+    <w:p>
+      <w:r>
+        <w:t>- Runtime depends on the current power draw and the number of connected devices on the rack.</w:t>
+      </w:r>
+    </w:p>
+    <w:p>
+      <w:r>
+        <w:t>- Do not rely on the UPS for continued operation. Treat it as short-term protection only.</w:t>
+      </w:r>
+    </w:p>
+    <w:p>
+      <w:r>
+        <w:t>- During an outage, follow the Power Failure workflow and check the UPS front display for the remaining runtime estimate.</w:t>
+      </w:r>
+    </w:p>
+    <w:p>
+      <w:r>
+        <w:t>- DO NOT state a fixed or estimated UPS runtime -- there is no fixed runtime.</w:t>
+      </w:r>
+    </w:p>
+    <w:p>
+      <w:r>
+        <w:t>- DO NOT tell staff to rely on the UPS for continued operation during an outage.</w:t>
+      </w:r>
+    </w:p>
+    <w:p>
+      <w:r>
+        <w:t>Workflow: &lt;https://slack.com/shortcuts/Ft09AAEL9RM1/115ab8bb206b819d4d71e563344170f4|Submit Power Failure Workflow&gt;</w:t>
+      </w:r>
+    </w:p>
+    <w:p>
+      <w:r>
+        <w:t>Review the full SOP on Oasis: &lt;https://sites.google.com/sandboxvr.com/theoasis/home/store-operations/guest-centric-operationally-sound/tech-sops-and-elearnings/power-failure|View Power Failure SOP on Oasis&gt;</w:t>
       </w:r>
     </w:p>
     <w:p>
